--- a/docx/191.Thiết lập lĩnh vực pháp lý quan tâm_SRS_AI_Generated.docx
+++ b/docx/191.Thiết lập lĩnh vực pháp lý quan tâm_SRS_AI_Generated.docx
@@ -1467,7 +1467,7 @@
                 <w:sz w:val="18"/>
                 <w:szCs w:val="18"/>
               </w:rPr>
-              <w:t xml:space="preserve">Validate: phải có ≥ 1 lĩnh vực. Nếu hợp lệ: lưu lĩnh vực, chuyển sang Step 3 (hoàn thiện hồ sơ).</w:t>
+              <w:t xml:space="preserve">kiểm tra tính hợp lệ: phải có ≥ 1 lĩnh vực. Nếu hợp lệ: lưu lĩnh vực, chuyển sang Step 3 (hoàn thiện hồ sơ).</w:t>
             </w:r>
           </w:p>
         </w:tc>
@@ -1696,7 +1696,7 @@
     </w:p>
     <w:p>
       <w:r>
-        <w:t xml:space="preserve">Component dùng chung: lưới 2 cột hiển thị các nội dung quan tâm, sử dụng Thumbnail lớn trực quan thay cho Icon nhỏ. Dùng trong màn hình cài đặt thường (MH03). Có các tab cho Lĩnh vực, Tin tức, Diễn đàn, Thống kê.</w:t>
+        <w:t xml:space="preserve">Component dùng chung: lưới 2 cột hiển thị các nội dung quan tâm, sử dụng Thumbnail lớn trực quan thay cho biểu tượng nhỏ. Dùng trong màn hình cài đặt thường (MH03). Có các tab cho Lĩnh vực, Tin tức, Diễn đàn, Thống kê.</w:t>
       </w:r>
     </w:p>
     <w:p>
@@ -1962,7 +1962,7 @@
                 <w:sz w:val="18"/>
                 <w:szCs w:val="18"/>
               </w:rPr>
-              <w:t xml:space="preserve">Icon: ⚖️. Màu chip khi chọn: xanh dương.</w:t>
+              <w:t xml:space="preserve">biểu tượng: ⚖️. Màu chip khi chọn: xanh dương.</w:t>
             </w:r>
           </w:p>
         </w:tc>
@@ -2067,7 +2067,7 @@
                 <w:sz w:val="18"/>
                 <w:szCs w:val="18"/>
               </w:rPr>
-              <w:t xml:space="preserve">Icon: 🔨.</w:t>
+              <w:t xml:space="preserve">biểu tượng: 🔨.</w:t>
             </w:r>
           </w:p>
         </w:tc>
@@ -2172,7 +2172,7 @@
                 <w:sz w:val="18"/>
                 <w:szCs w:val="18"/>
               </w:rPr>
-              <w:t xml:space="preserve">Icon: 🏠.</w:t>
+              <w:t xml:space="preserve">biểu tượng: 🏠.</w:t>
             </w:r>
           </w:p>
         </w:tc>
@@ -2277,7 +2277,7 @@
                 <w:sz w:val="18"/>
                 <w:szCs w:val="18"/>
               </w:rPr>
-              <w:t xml:space="preserve">Icon: 🏢.</w:t>
+              <w:t xml:space="preserve">biểu tượng: 🏢.</w:t>
             </w:r>
           </w:p>
         </w:tc>
@@ -2382,7 +2382,7 @@
                 <w:sz w:val="18"/>
                 <w:szCs w:val="18"/>
               </w:rPr>
-              <w:t xml:space="preserve">Icon: 👷.</w:t>
+              <w:t xml:space="preserve">biểu tượng: 👷.</w:t>
             </w:r>
           </w:p>
         </w:tc>
@@ -2487,7 +2487,7 @@
                 <w:sz w:val="18"/>
                 <w:szCs w:val="18"/>
               </w:rPr>
-              <w:t xml:space="preserve">Icon: 💰.</w:t>
+              <w:t xml:space="preserve">biểu tượng: 💰.</w:t>
             </w:r>
           </w:p>
         </w:tc>
@@ -2592,7 +2592,7 @@
                 <w:sz w:val="18"/>
                 <w:szCs w:val="18"/>
               </w:rPr>
-              <w:t xml:space="preserve">Icon: 🏛️.</w:t>
+              <w:t xml:space="preserve">biểu tượng: 🏛️.</w:t>
             </w:r>
           </w:p>
         </w:tc>
@@ -2697,7 +2697,7 @@
                 <w:sz w:val="18"/>
                 <w:szCs w:val="18"/>
               </w:rPr>
-              <w:t xml:space="preserve">Icon: 👨‍👩‍👧.</w:t>
+              <w:t xml:space="preserve">biểu tượng: 👨‍👩‍👧.</w:t>
             </w:r>
           </w:p>
         </w:tc>
@@ -2802,7 +2802,7 @@
                 <w:sz w:val="18"/>
                 <w:szCs w:val="18"/>
               </w:rPr>
-              <w:t xml:space="preserve">Icon: 💡.</w:t>
+              <w:t xml:space="preserve">biểu tượng: 💡.</w:t>
             </w:r>
           </w:p>
         </w:tc>
@@ -2907,7 +2907,7 @@
                 <w:sz w:val="18"/>
                 <w:szCs w:val="18"/>
               </w:rPr>
-              <w:t xml:space="preserve">Icon: 🌿.</w:t>
+              <w:t xml:space="preserve">biểu tượng: 🌿.</w:t>
             </w:r>
           </w:p>
         </w:tc>
@@ -3012,7 +3012,7 @@
                 <w:sz w:val="18"/>
                 <w:szCs w:val="18"/>
               </w:rPr>
-              <w:t xml:space="preserve">Icon: 🛡️.</w:t>
+              <w:t xml:space="preserve">biểu tượng: 🛡️.</w:t>
             </w:r>
           </w:p>
         </w:tc>
@@ -3117,7 +3117,7 @@
                 <w:sz w:val="18"/>
                 <w:szCs w:val="18"/>
               </w:rPr>
-              <w:t xml:space="preserve">Icon: 📚.</w:t>
+              <w:t xml:space="preserve">biểu tượng: 📚.</w:t>
             </w:r>
           </w:p>
         </w:tc>
@@ -3222,7 +3222,7 @@
                 <w:sz w:val="18"/>
                 <w:szCs w:val="18"/>
               </w:rPr>
-              <w:t xml:space="preserve">Icon: ⚕️.</w:t>
+              <w:t xml:space="preserve">biểu tượng: ⚕️.</w:t>
             </w:r>
           </w:p>
         </w:tc>
@@ -3327,7 +3327,7 @@
                 <w:sz w:val="18"/>
                 <w:szCs w:val="18"/>
               </w:rPr>
-              <w:t xml:space="preserve">Icon: 🚗.</w:t>
+              <w:t xml:space="preserve">biểu tượng: 🚗.</w:t>
             </w:r>
           </w:p>
         </w:tc>
@@ -3432,7 +3432,7 @@
                 <w:sz w:val="18"/>
                 <w:szCs w:val="18"/>
               </w:rPr>
-              <w:t xml:space="preserve">Icon: 🛒.</w:t>
+              <w:t xml:space="preserve">biểu tượng: 🛒.</w:t>
             </w:r>
           </w:p>
         </w:tc>
@@ -3537,7 +3537,7 @@
                 <w:sz w:val="18"/>
                 <w:szCs w:val="18"/>
               </w:rPr>
-              <w:t xml:space="preserve">Nền màu chủ đạo (xanh dương nhạt), viền xanh đậm, checkmark nhỏ góc phải trên. Scale up nhẹ (transform: scale 1.05) khi hover.</w:t>
+              <w:t xml:space="preserve">Nền màu chủ đạo (xanh dương nhạt), viền xanh đậm, checkmark nhỏ góc phải trên. Scale up nhẹ (transform: scale 1.05) khi rê chuột.</w:t>
             </w:r>
           </w:p>
         </w:tc>
@@ -4061,7 +4061,7 @@
                 <w:sz w:val="18"/>
                 <w:szCs w:val="18"/>
               </w:rPr>
-              <w:t xml:space="preserve">Khi hover (desktop): hiển thị tooltip mô tả ngắn lĩnh vực và số văn bản đang có.</w:t>
+              <w:t xml:space="preserve">Khi rê chuột (desktop): hiển thị tooltip mô tả ngắn lĩnh vực và số văn bản đang có.</w:t>
             </w:r>
           </w:p>
         </w:tc>
@@ -5245,7 +5245,7 @@
                 <w:sz w:val="18"/>
                 <w:szCs w:val="18"/>
               </w:rPr>
-              <w:t xml:space="preserve">Tương tự MH02. Validate: không thể bỏ chọn lĩnh vực cuối cùng — nếu cố bỏ chọn khi chỉ còn 1: chip rung (shake animation) và tooltip "Bạn phải theo dõi ít nhất 1 lĩnh vực".</w:t>
+              <w:t xml:space="preserve">Tương tự MH02. kiểm tra tính hợp lệ: không thể bỏ chọn lĩnh vực cuối cùng — nếu cố bỏ chọn khi chỉ còn 1: chip rung (shake animation) và tooltip "Bạn phải theo dõi ít nhất 1 lĩnh vực".</w:t>
             </w:r>
           </w:p>
         </w:tc>
@@ -5330,7 +5330,7 @@
                 <w:sz w:val="18"/>
                 <w:szCs w:val="18"/>
               </w:rPr>
-              <w:t xml:space="preserve">Gọi API cập nhật danh sách lĩnh vực. Hiển thị toast "Đã cập nhật lĩnh vực quan tâm. Trang chủ của bạn sẽ được cá nhân hóa." Toast tồn tại 4 giây.</w:t>
+              <w:t xml:space="preserve">Gọi API cập nhật danh sách lĩnh vực. Hiển thị thông báo nhỏ "Đã cập nhật lĩnh vực quan tâm. Trang chủ của bạn sẽ được cá nhân hóa." thông báo nhỏ tồn tại 4 giây.</w:t>
             </w:r>
           </w:p>
         </w:tc>
@@ -6080,7 +6080,7 @@
                 <w:sz w:val="18"/>
                 <w:szCs w:val="18"/>
               </w:rPr>
-              <w:t xml:space="preserve">"Đã cập nhật lĩnh vực quan tâm. Trang chủ của bạn sẽ được cá nhân hóa." — xuất hiện góc trên phải, tự đóng sau 4 giây, kèm icon tick xanh.</w:t>
+              <w:t xml:space="preserve">"Đã cập nhật lĩnh vực quan tâm. Trang chủ của bạn sẽ được cá nhân hóa." — xuất hiện góc trên phải, tự đóng sau 4 giây, kèm biểu tượng tick xanh.</w:t>
             </w:r>
           </w:p>
         </w:tc>
@@ -6290,7 +6290,7 @@
                 <w:sz w:val="18"/>
                 <w:szCs w:val="18"/>
               </w:rPr>
-              <w:t xml:space="preserve">Trang hồ sơ (UC187) hiển thị section "Lĩnh vực quan tâm" với các chip tag lĩnh vực đã chọn. Có nút "Chỉnh sửa" dẫn sang MH03.</w:t>
+              <w:t xml:space="preserve">Trang hồ sơ (UC187) hiển thị phần "Lĩnh vực quan tâm" với các chip tag lĩnh vực đã chọn. Có nút "Chỉnh sửa" dẫn sang MH03.</w:t>
             </w:r>
           </w:p>
         </w:tc>
